--- a/Sprint20261005-20261016/HERO-69416_20261009_091809.docx
+++ b/Sprint20261005-20261016/HERO-69416_20261009_091809.docx
@@ -5446,967 +5446,6 @@
         <w:t xml:space="preserve"> outlet and period type handling may affect bulk operations and reporting</w:t>
       </w:r>
     </w:p>
-    <w:p>
-      <w:pPr>
-        <w:spacing w:before="200" w:after="120"/>
-      </w:pPr>
-      <w:r>
-        <w:rPr>
-          <w:rFonts w:ascii="Arial" w:hAnsi="Arial" w:eastAsia="Arial" w:cs="Arial"/>
-          <w:b/>
-          <w:color w:val="000000"/>
-          <w:sz w:val="26"/>
-          <w:u w:val="single"/>
-        </w:rPr>
-        <w:t>Appendix</w:t>
-      </w:r>
-    </w:p>
-    <w:p>
-      <w:pPr>
-        <w:spacing w:before="160" w:after="80"/>
-      </w:pPr>
-      <w:r>
-        <w:rPr>
-          <w:rFonts w:ascii="Arial" w:hAnsi="Arial" w:eastAsia="Arial" w:cs="Arial"/>
-          <w:b/>
-          <w:color w:val="001EFF"/>
-          <w:sz w:val="24"/>
-          <w:u w:val="none"/>
-        </w:rPr>
-        <w:t>JIRA Issue Information</w:t>
-      </w:r>
-    </w:p>
-    <w:p>
-      <w:pPr>
-        <w:spacing w:before="0" w:after="40"/>
-        <w:ind w:left="360" w:hanging="240"/>
-      </w:pPr>
-      <w:r>
-        <w:rPr>
-          <w:rFonts w:ascii="Arial" w:hAnsi="Arial" w:eastAsia="Arial" w:cs="Arial"/>
-          <w:b w:val="0"/>
-          <w:color w:val="000000"/>
-          <w:sz w:val="20"/>
-          <w:u w:val="none"/>
-        </w:rPr>
-        <w:t xml:space="preserve">• </w:t>
-      </w:r>
-      <w:r>
-        <w:rPr>
-          <w:rFonts w:ascii="Arial" w:hAnsi="Arial" w:eastAsia="Arial" w:cs="Arial"/>
-          <w:b/>
-          <w:color w:val="000000"/>
-          <w:sz w:val="20"/>
-          <w:u w:val="none"/>
-        </w:rPr>
-        <w:t>Issue Key</w:t>
-      </w:r>
-      <w:r>
-        <w:rPr>
-          <w:rFonts w:ascii="Arial" w:hAnsi="Arial" w:eastAsia="Arial" w:cs="Arial"/>
-          <w:b w:val="0"/>
-          <w:color w:val="000000"/>
-          <w:sz w:val="20"/>
-          <w:u w:val="none"/>
-        </w:rPr>
-        <w:t>: HERO-69416</w:t>
-      </w:r>
-    </w:p>
-    <w:p>
-      <w:pPr>
-        <w:spacing w:before="0" w:after="40"/>
-        <w:ind w:left="360" w:hanging="240"/>
-      </w:pPr>
-      <w:r>
-        <w:rPr>
-          <w:rFonts w:ascii="Arial" w:hAnsi="Arial" w:eastAsia="Arial" w:cs="Arial"/>
-          <w:b w:val="0"/>
-          <w:color w:val="000000"/>
-          <w:sz w:val="20"/>
-          <w:u w:val="none"/>
-        </w:rPr>
-        <w:t xml:space="preserve">• </w:t>
-      </w:r>
-      <w:r>
-        <w:rPr>
-          <w:rFonts w:ascii="Arial" w:hAnsi="Arial" w:eastAsia="Arial" w:cs="Arial"/>
-          <w:b/>
-          <w:color w:val="000000"/>
-          <w:sz w:val="20"/>
-          <w:u w:val="none"/>
-        </w:rPr>
-        <w:t>Summary</w:t>
-      </w:r>
-      <w:r>
-        <w:rPr>
-          <w:rFonts w:ascii="Arial" w:hAnsi="Arial" w:eastAsia="Arial" w:cs="Arial"/>
-          <w:b w:val="0"/>
-          <w:color w:val="000000"/>
-          <w:sz w:val="20"/>
-          <w:u w:val="none"/>
-        </w:rPr>
-        <w:t>: [Tech][SSDLC - Reliability + Maintainability] TMS 2.0 - SonarQube issue - Part 6 - 2/2</w:t>
-      </w:r>
-    </w:p>
-    <w:p>
-      <w:pPr>
-        <w:spacing w:before="0" w:after="40"/>
-        <w:ind w:left="360" w:hanging="240"/>
-      </w:pPr>
-      <w:r>
-        <w:rPr>
-          <w:rFonts w:ascii="Arial" w:hAnsi="Arial" w:eastAsia="Arial" w:cs="Arial"/>
-          <w:b w:val="0"/>
-          <w:color w:val="000000"/>
-          <w:sz w:val="20"/>
-          <w:u w:val="none"/>
-        </w:rPr>
-        <w:t xml:space="preserve">• </w:t>
-      </w:r>
-      <w:r>
-        <w:rPr>
-          <w:rFonts w:ascii="Arial" w:hAnsi="Arial" w:eastAsia="Arial" w:cs="Arial"/>
-          <w:b/>
-          <w:color w:val="000000"/>
-          <w:sz w:val="20"/>
-          <w:u w:val="none"/>
-        </w:rPr>
-        <w:t>Issue Type</w:t>
-      </w:r>
-      <w:r>
-        <w:rPr>
-          <w:rFonts w:ascii="Arial" w:hAnsi="Arial" w:eastAsia="Arial" w:cs="Arial"/>
-          <w:b w:val="0"/>
-          <w:color w:val="000000"/>
-          <w:sz w:val="20"/>
-          <w:u w:val="none"/>
-        </w:rPr>
-        <w:t>: Bug</w:t>
-      </w:r>
-    </w:p>
-    <w:p>
-      <w:pPr>
-        <w:spacing w:before="0" w:after="40"/>
-        <w:ind w:left="360" w:hanging="240"/>
-      </w:pPr>
-      <w:r>
-        <w:rPr>
-          <w:rFonts w:ascii="Arial" w:hAnsi="Arial" w:eastAsia="Arial" w:cs="Arial"/>
-          <w:b w:val="0"/>
-          <w:color w:val="000000"/>
-          <w:sz w:val="20"/>
-          <w:u w:val="none"/>
-        </w:rPr>
-        <w:t xml:space="preserve">• </w:t>
-      </w:r>
-      <w:r>
-        <w:rPr>
-          <w:rFonts w:ascii="Arial" w:hAnsi="Arial" w:eastAsia="Arial" w:cs="Arial"/>
-          <w:b/>
-          <w:color w:val="000000"/>
-          <w:sz w:val="20"/>
-          <w:u w:val="none"/>
-        </w:rPr>
-        <w:t>Component</w:t>
-      </w:r>
-      <w:r>
-        <w:rPr>
-          <w:rFonts w:ascii="Arial" w:hAnsi="Arial" w:eastAsia="Arial" w:cs="Arial"/>
-          <w:b w:val="0"/>
-          <w:color w:val="000000"/>
-          <w:sz w:val="20"/>
-          <w:u w:val="none"/>
-        </w:rPr>
-        <w:t>: RESERVATION</w:t>
-      </w:r>
-    </w:p>
-    <w:p>
-      <w:pPr>
-        <w:spacing w:before="0" w:after="40"/>
-        <w:ind w:left="360" w:hanging="240"/>
-      </w:pPr>
-      <w:r>
-        <w:rPr>
-          <w:rFonts w:ascii="Arial" w:hAnsi="Arial" w:eastAsia="Arial" w:cs="Arial"/>
-          <w:b w:val="0"/>
-          <w:color w:val="000000"/>
-          <w:sz w:val="20"/>
-          <w:u w:val="none"/>
-        </w:rPr>
-        <w:t xml:space="preserve">• </w:t>
-      </w:r>
-      <w:r>
-        <w:rPr>
-          <w:rFonts w:ascii="Arial" w:hAnsi="Arial" w:eastAsia="Arial" w:cs="Arial"/>
-          <w:b/>
-          <w:color w:val="000000"/>
-          <w:sz w:val="20"/>
-          <w:u w:val="none"/>
-        </w:rPr>
-        <w:t>Status</w:t>
-      </w:r>
-      <w:r>
-        <w:rPr>
-          <w:rFonts w:ascii="Arial" w:hAnsi="Arial" w:eastAsia="Arial" w:cs="Arial"/>
-          <w:b w:val="0"/>
-          <w:color w:val="000000"/>
-          <w:sz w:val="20"/>
-          <w:u w:val="none"/>
-        </w:rPr>
-        <w:t>: READY FOR QA</w:t>
-      </w:r>
-    </w:p>
-    <w:p>
-      <w:pPr>
-        <w:spacing w:before="0" w:after="40"/>
-        <w:ind w:left="360" w:hanging="240"/>
-      </w:pPr>
-      <w:r>
-        <w:rPr>
-          <w:rFonts w:ascii="Arial" w:hAnsi="Arial" w:eastAsia="Arial" w:cs="Arial"/>
-          <w:b w:val="0"/>
-          <w:color w:val="000000"/>
-          <w:sz w:val="20"/>
-          <w:u w:val="none"/>
-        </w:rPr>
-        <w:t xml:space="preserve">• </w:t>
-      </w:r>
-      <w:r>
-        <w:rPr>
-          <w:rFonts w:ascii="Arial" w:hAnsi="Arial" w:eastAsia="Arial" w:cs="Arial"/>
-          <w:b/>
-          <w:color w:val="000000"/>
-          <w:sz w:val="20"/>
-          <w:u w:val="none"/>
-        </w:rPr>
-        <w:t>Fix Version</w:t>
-      </w:r>
-      <w:r>
-        <w:rPr>
-          <w:rFonts w:ascii="Arial" w:hAnsi="Arial" w:eastAsia="Arial" w:cs="Arial"/>
-          <w:b w:val="0"/>
-          <w:color w:val="000000"/>
-          <w:sz w:val="20"/>
-          <w:u w:val="none"/>
-        </w:rPr>
-        <w:t>: V1.2.116.0</w:t>
-      </w:r>
-    </w:p>
-    <w:p>
-      <w:pPr>
-        <w:spacing w:before="0" w:after="40"/>
-        <w:ind w:left="360" w:hanging="240"/>
-      </w:pPr>
-      <w:r>
-        <w:rPr>
-          <w:rFonts w:ascii="Arial" w:hAnsi="Arial" w:eastAsia="Arial" w:cs="Arial"/>
-          <w:b w:val="0"/>
-          <w:color w:val="000000"/>
-          <w:sz w:val="20"/>
-          <w:u w:val="none"/>
-        </w:rPr>
-        <w:t xml:space="preserve">• </w:t>
-      </w:r>
-      <w:r>
-        <w:rPr>
-          <w:rFonts w:ascii="Arial" w:hAnsi="Arial" w:eastAsia="Arial" w:cs="Arial"/>
-          <w:b/>
-          <w:color w:val="000000"/>
-          <w:sz w:val="20"/>
-          <w:u w:val="none"/>
-        </w:rPr>
-        <w:t>Release Date</w:t>
-      </w:r>
-      <w:r>
-        <w:rPr>
-          <w:rFonts w:ascii="Arial" w:hAnsi="Arial" w:eastAsia="Arial" w:cs="Arial"/>
-          <w:b w:val="0"/>
-          <w:color w:val="000000"/>
-          <w:sz w:val="20"/>
-          <w:u w:val="none"/>
-        </w:rPr>
-        <w:t>: 4th Nov 2026</w:t>
-      </w:r>
-    </w:p>
-    <w:p>
-      <w:pPr>
-        <w:spacing w:before="160" w:after="80"/>
-      </w:pPr>
-      <w:r>
-        <w:rPr>
-          <w:rFonts w:ascii="Arial" w:hAnsi="Arial" w:eastAsia="Arial" w:cs="Arial"/>
-          <w:b/>
-          <w:color w:val="001EFF"/>
-          <w:sz w:val="24"/>
-          <w:u w:val="none"/>
-        </w:rPr>
-        <w:t>SonarQube Issues Addressed</w:t>
-      </w:r>
-    </w:p>
-    <w:tbl>
-      <w:tblPr>
-        <w:tblStyle w:val="TableGrid"/>
-        <w:tblW w:type="auto" w:w="0"/>
-        <w:jc w:val="left"/>
-        <w:tblLook w:firstColumn="1" w:firstRow="1" w:lastColumn="0" w:lastRow="0" w:noHBand="0" w:noVBand="1" w:val="04A0"/>
-      </w:tblPr>
-      <w:tblGrid>
-        <w:gridCol w:w="4320"/>
-        <w:gridCol w:w="4320"/>
-      </w:tblGrid>
-      <w:tr>
-        <w:tc>
-          <w:tcPr>
-            <w:tcW w:type="dxa" w:w="4320"/>
-          </w:tcPr>
-          <w:p>
-            <w:pPr>
-              <w:spacing w:before="0" w:after="20"/>
-            </w:pPr>
-            <w:r/>
-            <w:r>
-              <w:rPr>
-                <w:rFonts w:ascii="Arial" w:hAnsi="Arial" w:eastAsia="Arial" w:cs="Arial"/>
-                <w:b/>
-                <w:color w:val="000000"/>
-                <w:sz w:val="18"/>
-                <w:u w:val="none"/>
-              </w:rPr>
-              <w:t>Description</w:t>
-            </w:r>
-          </w:p>
-        </w:tc>
-        <w:tc>
-          <w:tcPr>
-            <w:tcW w:type="dxa" w:w="4320"/>
-          </w:tcPr>
-          <w:p>
-            <w:pPr>
-              <w:spacing w:before="0" w:after="20"/>
-            </w:pPr>
-            <w:r/>
-            <w:r>
-              <w:rPr>
-                <w:rFonts w:ascii="Arial" w:hAnsi="Arial" w:eastAsia="Arial" w:cs="Arial"/>
-                <w:b/>
-                <w:color w:val="000000"/>
-                <w:sz w:val="18"/>
-                <w:u w:val="none"/>
-              </w:rPr>
-              <w:t>Location</w:t>
-            </w:r>
-          </w:p>
-        </w:tc>
-      </w:tr>
-      <w:tr>
-        <w:tc>
-          <w:tcPr>
-            <w:tcW w:type="dxa" w:w="4320"/>
-          </w:tcPr>
-          <w:p>
-            <w:pPr>
-              <w:spacing w:before="0" w:after="20"/>
-            </w:pPr>
-            <w:r/>
-            <w:r>
-              <w:rPr>
-                <w:rFonts w:ascii="Arial" w:hAnsi="Arial" w:eastAsia="Arial" w:cs="Arial"/>
-                <w:b w:val="0"/>
-                <w:color w:val="000000"/>
-                <w:sz w:val="18"/>
-                <w:u w:val="none"/>
-              </w:rPr>
-              <w:t>Remove this "==" check; it will always be true. Did you mean to use "!="?</w:t>
-            </w:r>
-          </w:p>
-        </w:tc>
-        <w:tc>
-          <w:tcPr>
-            <w:tcW w:type="dxa" w:w="4320"/>
-          </w:tcPr>
-          <w:p>
-            <w:pPr>
-              <w:spacing w:before="0" w:after="20"/>
-            </w:pPr>
-            <w:r/>
-            <w:r>
-              <w:rPr>
-                <w:rFonts w:ascii="Arial" w:hAnsi="Arial" w:eastAsia="Arial" w:cs="Arial"/>
-                <w:b w:val="0"/>
-                <w:color w:val="000000"/>
-                <w:sz w:val="18"/>
-                <w:u w:val="none"/>
-              </w:rPr>
-              <w:t>react/Tms/operation/src/components/BookingView/FormElements/PeriodType.jsx line 127</w:t>
-            </w:r>
-          </w:p>
-        </w:tc>
-      </w:tr>
-      <w:tr>
-        <w:tc>
-          <w:tcPr>
-            <w:tcW w:type="dxa" w:w="4320"/>
-          </w:tcPr>
-          <w:p>
-            <w:pPr>
-              <w:spacing w:before="0" w:after="20"/>
-            </w:pPr>
-            <w:r/>
-            <w:r>
-              <w:rPr>
-                <w:rFonts w:ascii="Arial" w:hAnsi="Arial" w:eastAsia="Arial" w:cs="Arial"/>
-                <w:b w:val="0"/>
-                <w:color w:val="000000"/>
-                <w:sz w:val="18"/>
-                <w:u w:val="none"/>
-              </w:rPr>
-              <w:t>Promise-returning method provided where a void return was expected by extended/implemented type 'Component&lt;any, any, any&gt;'.</w:t>
-            </w:r>
-          </w:p>
-        </w:tc>
-        <w:tc>
-          <w:tcPr>
-            <w:tcW w:type="dxa" w:w="4320"/>
-          </w:tcPr>
-          <w:p>
-            <w:pPr>
-              <w:spacing w:before="0" w:after="20"/>
-            </w:pPr>
-            <w:r/>
-            <w:r>
-              <w:rPr>
-                <w:rFonts w:ascii="Arial" w:hAnsi="Arial" w:eastAsia="Arial" w:cs="Arial"/>
-                <w:b w:val="0"/>
-                <w:color w:val="000000"/>
-                <w:sz w:val="18"/>
-                <w:u w:val="none"/>
-              </w:rPr>
-              <w:t>react/Tms/operation/src/components/ChangeArrivalCoverDialog.jsx line 24-35</w:t>
-            </w:r>
-          </w:p>
-        </w:tc>
-      </w:tr>
-      <w:tr>
-        <w:tc>
-          <w:tcPr>
-            <w:tcW w:type="dxa" w:w="4320"/>
-          </w:tcPr>
-          <w:p>
-            <w:pPr>
-              <w:spacing w:before="0" w:after="20"/>
-            </w:pPr>
-            <w:r/>
-            <w:r>
-              <w:rPr>
-                <w:rFonts w:ascii="Arial" w:hAnsi="Arial" w:eastAsia="Arial" w:cs="Arial"/>
-                <w:b w:val="0"/>
-                <w:color w:val="000000"/>
-                <w:sz w:val="18"/>
-                <w:u w:val="none"/>
-              </w:rPr>
-              <w:t>TypeError can be thrown as "carParkCoachServiceList" might be null or undefined here.</w:t>
-            </w:r>
-          </w:p>
-        </w:tc>
-        <w:tc>
-          <w:tcPr>
-            <w:tcW w:type="dxa" w:w="4320"/>
-          </w:tcPr>
-          <w:p>
-            <w:pPr>
-              <w:spacing w:before="0" w:after="20"/>
-            </w:pPr>
-            <w:r/>
-            <w:r>
-              <w:rPr>
-                <w:rFonts w:ascii="Arial" w:hAnsi="Arial" w:eastAsia="Arial" w:cs="Arial"/>
-                <w:b w:val="0"/>
-                <w:color w:val="000000"/>
-                <w:sz w:val="18"/>
-                <w:u w:val="none"/>
-              </w:rPr>
-              <w:t>react/Tms/operation/src/components/CommonFunction.jsx line 2269</w:t>
-            </w:r>
-          </w:p>
-        </w:tc>
-      </w:tr>
-      <w:tr>
-        <w:tc>
-          <w:tcPr>
-            <w:tcW w:type="dxa" w:w="4320"/>
-          </w:tcPr>
-          <w:p>
-            <w:pPr>
-              <w:spacing w:before="0" w:after="20"/>
-            </w:pPr>
-            <w:r/>
-            <w:r>
-              <w:rPr>
-                <w:rFonts w:ascii="Arial" w:hAnsi="Arial" w:eastAsia="Arial" w:cs="Arial"/>
-                <w:b w:val="0"/>
-                <w:color w:val="000000"/>
-                <w:sz w:val="18"/>
-                <w:u w:val="none"/>
-              </w:rPr>
-              <w:t>Remove this conditional structure or edit its code blocks so that they're not all the same.</w:t>
-            </w:r>
-          </w:p>
-        </w:tc>
-        <w:tc>
-          <w:tcPr>
-            <w:tcW w:type="dxa" w:w="4320"/>
-          </w:tcPr>
-          <w:p>
-            <w:pPr>
-              <w:spacing w:before="0" w:after="20"/>
-            </w:pPr>
-            <w:r/>
-            <w:r>
-              <w:rPr>
-                <w:rFonts w:ascii="Arial" w:hAnsi="Arial" w:eastAsia="Arial" w:cs="Arial"/>
-                <w:b w:val="0"/>
-                <w:color w:val="000000"/>
-                <w:sz w:val="18"/>
-                <w:u w:val="none"/>
-              </w:rPr>
-              <w:t>react/Tms/operation/src/components/FloorPlan/FloorPlanFrame.jsx line 663-682</w:t>
-            </w:r>
-          </w:p>
-        </w:tc>
-      </w:tr>
-      <w:tr>
-        <w:tc>
-          <w:tcPr>
-            <w:tcW w:type="dxa" w:w="4320"/>
-          </w:tcPr>
-          <w:p>
-            <w:pPr>
-              <w:spacing w:before="0" w:after="20"/>
-            </w:pPr>
-            <w:r/>
-            <w:r>
-              <w:rPr>
-                <w:rFonts w:ascii="Arial" w:hAnsi="Arial" w:eastAsia="Arial" w:cs="Arial"/>
-                <w:b w:val="0"/>
-                <w:color w:val="000000"/>
-                <w:sz w:val="18"/>
-                <w:u w:val="none"/>
-              </w:rPr>
-              <w:t>Promise-returning method provided where a void return was expected by extended/implemented type 'Component&lt;any, any, any&gt;'.</w:t>
-            </w:r>
-          </w:p>
-        </w:tc>
-        <w:tc>
-          <w:tcPr>
-            <w:tcW w:type="dxa" w:w="4320"/>
-          </w:tcPr>
-          <w:p>
-            <w:pPr>
-              <w:spacing w:before="0" w:after="20"/>
-            </w:pPr>
-            <w:r/>
-            <w:r>
-              <w:rPr>
-                <w:rFonts w:ascii="Arial" w:hAnsi="Arial" w:eastAsia="Arial" w:cs="Arial"/>
-                <w:b w:val="0"/>
-                <w:color w:val="000000"/>
-                <w:sz w:val="18"/>
-                <w:u w:val="none"/>
-              </w:rPr>
-              <w:t>react/Tms/operation/src/components/MarkArrivalDialog.jsx line 63-106</w:t>
-            </w:r>
-          </w:p>
-        </w:tc>
-      </w:tr>
-      <w:tr>
-        <w:tc>
-          <w:tcPr>
-            <w:tcW w:type="dxa" w:w="4320"/>
-          </w:tcPr>
-          <w:p>
-            <w:pPr>
-              <w:spacing w:before="0" w:after="20"/>
-            </w:pPr>
-            <w:r/>
-            <w:r>
-              <w:rPr>
-                <w:rFonts w:ascii="Arial" w:hAnsi="Arial" w:eastAsia="Arial" w:cs="Arial"/>
-                <w:b w:val="0"/>
-                <w:color w:val="000000"/>
-                <w:sz w:val="18"/>
-                <w:u w:val="none"/>
-              </w:rPr>
-              <w:t>Promise-returning method provided where a void return was expected by extended/implemented type 'Component&lt;any, any, any&gt;'.</w:t>
-            </w:r>
-          </w:p>
-        </w:tc>
-        <w:tc>
-          <w:tcPr>
-            <w:tcW w:type="dxa" w:w="4320"/>
-          </w:tcPr>
-          <w:p>
-            <w:pPr>
-              <w:spacing w:before="0" w:after="20"/>
-            </w:pPr>
-            <w:r/>
-            <w:r>
-              <w:rPr>
-                <w:rFonts w:ascii="Arial" w:hAnsi="Arial" w:eastAsia="Arial" w:cs="Arial"/>
-                <w:b w:val="0"/>
-                <w:color w:val="000000"/>
-                <w:sz w:val="18"/>
-                <w:u w:val="none"/>
-              </w:rPr>
-              <w:t>react/Tms/operation/src/components/OnLoad/OnLoadEditBooking.jsx line 24-55</w:t>
-            </w:r>
-          </w:p>
-        </w:tc>
-      </w:tr>
-      <w:tr>
-        <w:tc>
-          <w:tcPr>
-            <w:tcW w:type="dxa" w:w="4320"/>
-          </w:tcPr>
-          <w:p>
-            <w:pPr>
-              <w:spacing w:before="0" w:after="20"/>
-            </w:pPr>
-            <w:r/>
-            <w:r>
-              <w:rPr>
-                <w:rFonts w:ascii="Arial" w:hAnsi="Arial" w:eastAsia="Arial" w:cs="Arial"/>
-                <w:b w:val="0"/>
-                <w:color w:val="000000"/>
-                <w:sz w:val="18"/>
-                <w:u w:val="none"/>
-              </w:rPr>
-              <w:t>Promise-returning function provided to property where a void return was expected.</w:t>
-            </w:r>
-          </w:p>
-        </w:tc>
-        <w:tc>
-          <w:tcPr>
-            <w:tcW w:type="dxa" w:w="4320"/>
-          </w:tcPr>
-          <w:p>
-            <w:pPr>
-              <w:spacing w:before="0" w:after="20"/>
-            </w:pPr>
-            <w:r/>
-            <w:r>
-              <w:rPr>
-                <w:rFonts w:ascii="Arial" w:hAnsi="Arial" w:eastAsia="Arial" w:cs="Arial"/>
-                <w:b w:val="0"/>
-                <w:color w:val="000000"/>
-                <w:sz w:val="18"/>
-                <w:u w:val="none"/>
-              </w:rPr>
-              <w:t>react/Tms/operation/src/components/PrintPeriodResvComp.tsx line 168</w:t>
-            </w:r>
-          </w:p>
-        </w:tc>
-      </w:tr>
-      <w:tr>
-        <w:tc>
-          <w:tcPr>
-            <w:tcW w:type="dxa" w:w="4320"/>
-          </w:tcPr>
-          <w:p>
-            <w:pPr>
-              <w:spacing w:before="0" w:after="20"/>
-            </w:pPr>
-            <w:r/>
-            <w:r>
-              <w:rPr>
-                <w:rFonts w:ascii="Arial" w:hAnsi="Arial" w:eastAsia="Arial" w:cs="Arial"/>
-                <w:b w:val="0"/>
-                <w:color w:val="000000"/>
-                <w:sz w:val="18"/>
-                <w:u w:val="none"/>
-              </w:rPr>
-              <w:t>This case duplicates the one on line 85</w:t>
-            </w:r>
-          </w:p>
-        </w:tc>
-        <w:tc>
-          <w:tcPr>
-            <w:tcW w:type="dxa" w:w="4320"/>
-          </w:tcPr>
-          <w:p>
-            <w:pPr>
-              <w:spacing w:before="0" w:after="20"/>
-            </w:pPr>
-            <w:r/>
-            <w:r>
-              <w:rPr>
-                <w:rFonts w:ascii="Arial" w:hAnsi="Arial" w:eastAsia="Arial" w:cs="Arial"/>
-                <w:b w:val="0"/>
-                <w:color w:val="000000"/>
-                <w:sz w:val="18"/>
-                <w:u w:val="none"/>
-              </w:rPr>
-              <w:t>react/Tms/operation/src/components/dialog/InterfaceFieldDialog.jsx line 85</w:t>
-            </w:r>
-          </w:p>
-        </w:tc>
-      </w:tr>
-      <w:tr>
-        <w:tc>
-          <w:tcPr>
-            <w:tcW w:type="dxa" w:w="4320"/>
-          </w:tcPr>
-          <w:p>
-            <w:pPr>
-              <w:spacing w:before="0" w:after="20"/>
-            </w:pPr>
-            <w:r/>
-            <w:r>
-              <w:rPr>
-                <w:rFonts w:ascii="Arial" w:hAnsi="Arial" w:eastAsia="Arial" w:cs="Arial"/>
-                <w:b w:val="0"/>
-                <w:color w:val="000000"/>
-                <w:sz w:val="18"/>
-                <w:u w:val="none"/>
-              </w:rPr>
-              <w:t>TypeError can be thrown as "outlet" might be null or undefined here.</w:t>
-            </w:r>
-          </w:p>
-        </w:tc>
-        <w:tc>
-          <w:tcPr>
-            <w:tcW w:type="dxa" w:w="4320"/>
-          </w:tcPr>
-          <w:p>
-            <w:pPr>
-              <w:spacing w:before="0" w:after="20"/>
-            </w:pPr>
-            <w:r/>
-            <w:r>
-              <w:rPr>
-                <w:rFonts w:ascii="Arial" w:hAnsi="Arial" w:eastAsia="Arial" w:cs="Arial"/>
-                <w:b w:val="0"/>
-                <w:color w:val="000000"/>
-                <w:sz w:val="18"/>
-                <w:u w:val="none"/>
-              </w:rPr>
-              <w:t>react/Tms/operation/src/containers/BulkBlockTable.jsx line 255</w:t>
-            </w:r>
-          </w:p>
-        </w:tc>
-      </w:tr>
-      <w:tr>
-        <w:tc>
-          <w:tcPr>
-            <w:tcW w:type="dxa" w:w="4320"/>
-          </w:tcPr>
-          <w:p>
-            <w:pPr>
-              <w:spacing w:before="0" w:after="20"/>
-            </w:pPr>
-            <w:r/>
-            <w:r>
-              <w:rPr>
-                <w:rFonts w:ascii="Arial" w:hAnsi="Arial" w:eastAsia="Arial" w:cs="Arial"/>
-                <w:b w:val="0"/>
-                <w:color w:val="000000"/>
-                <w:sz w:val="18"/>
-                <w:u w:val="none"/>
-              </w:rPr>
-              <w:t>TypeError can be thrown as "periodType" might be null or undefined here.</w:t>
-            </w:r>
-          </w:p>
-        </w:tc>
-        <w:tc>
-          <w:tcPr>
-            <w:tcW w:type="dxa" w:w="4320"/>
-          </w:tcPr>
-          <w:p>
-            <w:pPr>
-              <w:spacing w:before="0" w:after="20"/>
-            </w:pPr>
-            <w:r/>
-            <w:r>
-              <w:rPr>
-                <w:rFonts w:ascii="Arial" w:hAnsi="Arial" w:eastAsia="Arial" w:cs="Arial"/>
-                <w:b w:val="0"/>
-                <w:color w:val="000000"/>
-                <w:sz w:val="18"/>
-                <w:u w:val="none"/>
-              </w:rPr>
-              <w:t>react/Tms/operation/src/containers/BulkBlockTable.jsx line 256</w:t>
-            </w:r>
-          </w:p>
-        </w:tc>
-      </w:tr>
-      <w:tr>
-        <w:tc>
-          <w:tcPr>
-            <w:tcW w:type="dxa" w:w="4320"/>
-          </w:tcPr>
-          <w:p>
-            <w:pPr>
-              <w:spacing w:before="0" w:after="20"/>
-            </w:pPr>
-            <w:r/>
-            <w:r>
-              <w:rPr>
-                <w:rFonts w:ascii="Arial" w:hAnsi="Arial" w:eastAsia="Arial" w:cs="Arial"/>
-                <w:b w:val="0"/>
-                <w:color w:val="000000"/>
-                <w:sz w:val="18"/>
-                <w:u w:val="none"/>
-              </w:rPr>
-              <w:t>Use callback in setState when referencing the previous state.</w:t>
-            </w:r>
-          </w:p>
-        </w:tc>
-        <w:tc>
-          <w:tcPr>
-            <w:tcW w:type="dxa" w:w="4320"/>
-          </w:tcPr>
-          <w:p>
-            <w:pPr>
-              <w:spacing w:before="0" w:after="20"/>
-            </w:pPr>
-            <w:r/>
-            <w:r>
-              <w:rPr>
-                <w:rFonts w:ascii="Arial" w:hAnsi="Arial" w:eastAsia="Arial" w:cs="Arial"/>
-                <w:b w:val="0"/>
-                <w:color w:val="000000"/>
-                <w:sz w:val="18"/>
-                <w:u w:val="none"/>
-              </w:rPr>
-              <w:t>react/Tms/operation/src/containers/Memo/MemoView.jsx line 147</w:t>
-            </w:r>
-          </w:p>
-        </w:tc>
-      </w:tr>
-      <w:tr>
-        <w:tc>
-          <w:tcPr>
-            <w:tcW w:type="dxa" w:w="4320"/>
-          </w:tcPr>
-          <w:p>
-            <w:pPr>
-              <w:spacing w:before="0" w:after="20"/>
-            </w:pPr>
-            <w:r/>
-            <w:r>
-              <w:rPr>
-                <w:rFonts w:ascii="Arial" w:hAnsi="Arial" w:eastAsia="Arial" w:cs="Arial"/>
-                <w:b w:val="0"/>
-                <w:color w:val="000000"/>
-                <w:sz w:val="18"/>
-                <w:u w:val="none"/>
-              </w:rPr>
-              <w:t>Make sure that the referenced value variable is unset after the loop.</w:t>
-            </w:r>
-          </w:p>
-        </w:tc>
-        <w:tc>
-          <w:tcPr>
-            <w:tcW w:type="dxa" w:w="4320"/>
-          </w:tcPr>
-          <w:p>
-            <w:pPr>
-              <w:spacing w:before="0" w:after="20"/>
-            </w:pPr>
-            <w:r/>
-            <w:r>
-              <w:rPr>
-                <w:rFonts w:ascii="Arial" w:hAnsi="Arial" w:eastAsia="Arial" w:cs="Arial"/>
-                <w:b w:val="0"/>
-                <w:color w:val="000000"/>
-                <w:sz w:val="18"/>
-                <w:u w:val="none"/>
-              </w:rPr>
-              <w:t>Plugin/Tms/Controller/Component/TmsApiTableComponent.php line 422</w:t>
-            </w:r>
-          </w:p>
-        </w:tc>
-      </w:tr>
-    </w:tbl>
-    <w:p/>
-    <w:p>
-      <w:pPr>
-        <w:spacing w:before="160" w:after="80"/>
-      </w:pPr>
-      <w:r>
-        <w:rPr>
-          <w:rFonts w:ascii="Arial" w:hAnsi="Arial" w:eastAsia="Arial" w:cs="Arial"/>
-          <w:b/>
-          <w:color w:val="001EFF"/>
-          <w:sz w:val="24"/>
-          <w:u w:val="none"/>
-        </w:rPr>
-        <w:t>Release Notes Setup Instructions</w:t>
-      </w:r>
-    </w:p>
-    <w:p>
-      <w:pPr>
-        <w:spacing w:before="0" w:after="40"/>
-        <w:ind w:left="360" w:hanging="240"/>
-      </w:pPr>
-      <w:r>
-        <w:rPr>
-          <w:rFonts w:ascii="Arial" w:hAnsi="Arial" w:eastAsia="Arial" w:cs="Arial"/>
-          <w:b w:val="0"/>
-          <w:color w:val="000000"/>
-          <w:sz w:val="20"/>
-          <w:u w:val="none"/>
-        </w:rPr>
-        <w:t>1. Go to operation &gt; Search view, search any reservation and click the edit button. The edit booking page should open successfully.</w:t>
-      </w:r>
-    </w:p>
-    <w:p>
-      <w:pPr>
-        <w:spacing w:before="0" w:after="40"/>
-        <w:ind w:left="360" w:hanging="240"/>
-      </w:pPr>
-      <w:r>
-        <w:rPr>
-          <w:rFonts w:ascii="Arial" w:hAnsi="Arial" w:eastAsia="Arial" w:cs="Arial"/>
-          <w:b w:val="0"/>
-          <w:color w:val="000000"/>
-          <w:sz w:val="20"/>
-          <w:u w:val="none"/>
-        </w:rPr>
-        <w:t>2. Go to current view, make a new reservation. Then click the mark arrival button. The mark arrival dialog should open successfully. Click confirm to mark arrival (No need to call POS Interface). The reservation should be arrived and the seat color should be changed. Click the arrival icon again. The change arrival cover dialog should open successfully. Change the arrival cover and click confirm. If success, the arrival cover should change.</w:t>
-      </w:r>
-    </w:p>
-    <w:p>
-      <w:pPr>
-        <w:spacing w:before="0" w:after="40"/>
-        <w:ind w:left="360" w:hanging="240"/>
-      </w:pPr>
-      <w:r>
-        <w:rPr>
-          <w:rFonts w:ascii="Arial" w:hAnsi="Arial" w:eastAsia="Arial" w:cs="Arial"/>
-          <w:b w:val="0"/>
-          <w:color w:val="000000"/>
-          <w:sz w:val="20"/>
-          <w:u w:val="none"/>
-        </w:rPr>
-        <w:t>3. Go to memo view, check the memo in each period should show normally.</w:t>
-      </w:r>
-    </w:p>
-    <w:p>
-      <w:pPr>
-        <w:spacing w:before="0" w:after="40"/>
-        <w:ind w:left="360" w:hanging="240"/>
-      </w:pPr>
-      <w:r>
-        <w:rPr>
-          <w:rFonts w:ascii="Arial" w:hAnsi="Arial" w:eastAsia="Arial" w:cs="Arial"/>
-          <w:b w:val="0"/>
-          <w:color w:val="000000"/>
-          <w:sz w:val="20"/>
-          <w:u w:val="none"/>
-        </w:rPr>
-        <w:t>4. Go to bulk block table page. Check the outlet and period type option work normally.</w:t>
-      </w:r>
-    </w:p>
     <w:sectPr>
       <w:pgSz w:w="12240" w:h="15840"/>
       <w:pgMar w:top="1440" w:right="1800" w:bottom="1440" w:left="1800" w:header="720" w:footer="720" w:gutter="0"/>
